--- a/hin/docx/25.content.docx
+++ b/hin/docx/25.content.docx
@@ -136,13 +136,6 @@
         <w:rPr>
           <w:lang w:val="hi_IN" w:bidi="hi_IN"/>
         </w:rPr>
-      </w:r>
-      <w:r>
-        <w:rPr>
-          <w:i/>
-          <w:lang w:val="hi_IN" w:bidi="hi_IN"/>
-        </w:rPr>
-        <w:t>विलापगीत 1:1, विलापगीत 1:3, विलापगीत 1:5, विलापगीत 1:6, विलापगीत 1:7, विलापगीत 1:8, विलापगीत 1:10, विलापगीत 1:11, विलापगीत 1:13, विलापगीत 1:14, विलापगीत 1:15, विलापगीत 1:16, विलापगीत 1:18, विलापगीत1:19, विलापगीत 1:20, विलापगीत 1:21, विलापगीत 1:22, विलापगीत 2:1–2, विलापगीत 2:3–4, विलापगीत 2:5–6, विलापगीत 2:7, विलापगीत 2:9, विलापगीत 2:10, विलापगीत 2:11–12, विलापगीत 2:15–16, विलापगीत 2:18–19, विलापगीत 2:20, विलापगीत 2:21–22, विलापगीत 3:3, विलापगीत 3:7, विलापगीत 3:10, विलापगीत 3:14, विलापगीत 3:17, विलापगीत 3:19–20, विलापगीत 3:23, विलापगीत 3:25–26, विलापगीत 3:26–28, विलापगीत 3:32, विलापगीत 3:33, विलापगीत 3:38, विलापगीत 3:40–41, विलापगीत 3:42, विलापगीत 3:45, विलापगीत 3:48–49, विलापगीत 3:52–54, विलापगीत 3:55–57, विलापगीत 3:59, विलापगीत 3:63, विलापगीत 3:64, विलापगीत 3:66, विलापगीत 4:1, विलापगीत 4:2, विलापगीत 4:3, विलापगीत 4:4, विलापगीत 4:5, विलापगीत 4:6, विलापगीत 4:7–8, विलापगीत 4:9, विलापगीत 4:10, विलापगीत 4:11, विलापगीत 4:12, विलापगीत 4:13, विलापगीत 4:14, विलापगीत 4:15, विलापगीत 4:15 (#2), विलापगीत 4:16, विलापगीत 4:16 (#2), विलापगीत 4:17, विलापगीत 4:18, विलापगीत 4:18 (#2), विलापगीत 4:19, विलापगीत 4:20, विलापगीत 4:21, विलापगीत 4:22, विलापगीत 4:22 (#2), विलापगीत 5:1, विलापगीत 5:2, विलापगीत 5:5–6, विलापगीत 5:7, विलापगीत 5:8, विलापगीत 5:9, विलापगीत 5:10, विलापगीत 5:11, विलापगीत 5:12, विलापगीत 5:13, विलापगीत 5:14, विलापगीत 5:15–16, विलापगीत 5:17, विलापगीत 5:19, विलापगीत 5:20–21</w:t>
       </w:r>
       <w:r>
         <w:rPr>

--- a/hin/docx/25.content.docx
+++ b/hin/docx/25.content.docx
@@ -123,19 +123,6 @@
           <w:lang w:val="hi_IN" w:bidi="hi_IN"/>
         </w:rPr>
         <w:t>LAM</w:t>
-      </w:r>
-      <w:r>
-        <w:rPr>
-          <w:lang w:val="hi_IN" w:bidi="hi_IN"/>
-        </w:rPr>
-      </w:r>
-    </w:p>
-    <w:p>
-      <w:pPr/>
-      <w:r>
-        <w:rPr>
-          <w:lang w:val="hi_IN" w:bidi="hi_IN"/>
-        </w:rPr>
       </w:r>
       <w:r>
         <w:rPr>

--- a/hin/docx/25.content.docx
+++ b/hin/docx/25.content.docx
@@ -19,7 +19,7 @@
         <w:rPr>
           <w:lang w:val="hi_IN" w:bidi="hi_IN"/>
         </w:rPr>
-        <w:t>Resource: अनुवाद प्रश्न (unfoldingWord)</w:t>
+        <w:t>Resource: unfoldingWord® Translation Questions</w:t>
       </w:r>
       <w:r>
         <w:rPr>
@@ -85,7 +85,7 @@
         <w:rPr>
           <w:lang w:val="hi_IN" w:bidi="hi_IN"/>
         </w:rPr>
-        <w:t>अनुवाद प्रश्न (unfoldingWord)</w:t>
+        <w:t>unfoldingWord® Translation Questions</w:t>
       </w:r>
     </w:p>
     <w:p>
